--- a/收录（翻唱）曲/WS/~天才ロック.docx
+++ b/收录（翻唱）曲/WS/~天才ロック.docx
@@ -1671,8 +1671,6 @@
         </w:rPr>
         <w:fldChar w:fldCharType="end"/>
       </w:r>
-      <w:bookmarkStart w:id="0" w:name="_GoBack"/>
-      <w:bookmarkEnd w:id="0"/>
     </w:p>
     <w:p>
       <w:pPr>
@@ -11373,7 +11371,7 @@
           <w:szCs w:val="21"/>
           <w:lang w:val="en-US" w:eastAsia="ja-JP" w:bidi="ar"/>
         </w:rPr>
-        <w:instrText xml:space="preserve">flask</w:instrText>
+        <w:instrText xml:space="preserve">frasco</w:instrText>
       </w:r>
       <w:r>
         <w:rPr>
@@ -12660,7 +12658,27 @@
           <w:szCs w:val="21"/>
           <w:lang w:val="en-US" w:eastAsia="zh-CN" w:bidi="ar"/>
         </w:rPr>
-        <w:instrText xml:space="preserve">" \* hps16 \o(\s\up 10(みず),水)</w:instrText>
+        <w:instrText xml:space="preserve">" \* hps16 \o(\s\up 10(</w:instrText>
+      </w:r>
+      <w:r>
+        <w:rPr>
+          <w:rFonts w:hint="eastAsia" w:ascii="UD Digi Kyokasho N" w:hAnsi="UD Digi Kyokasho N" w:eastAsia="UD Digi Kyokasho N" w:cs="UD Digi Kyokasho N"/>
+          <w:kern w:val="0"/>
+          <w:sz w:val="21"/>
+          <w:szCs w:val="21"/>
+          <w:lang w:val="en-US" w:eastAsia="ja-JP" w:bidi="ar"/>
+        </w:rPr>
+        <w:instrText xml:space="preserve">すい</w:instrText>
+      </w:r>
+      <w:r>
+        <w:rPr>
+          <w:rFonts w:hint="eastAsia" w:ascii="UD Digi Kyokasho N" w:hAnsi="UD Digi Kyokasho N" w:eastAsia="UD Digi Kyokasho N" w:cs="UD Digi Kyokasho N"/>
+          <w:kern w:val="0"/>
+          <w:sz w:val="21"/>
+          <w:szCs w:val="21"/>
+          <w:lang w:val="en-US" w:eastAsia="zh-CN" w:bidi="ar"/>
+        </w:rPr>
+        <w:instrText xml:space="preserve">),水)</w:instrText>
       </w:r>
       <w:r>
         <w:rPr>
@@ -12710,7 +12728,27 @@
           <w:szCs w:val="21"/>
           <w:lang w:val="en-US" w:eastAsia="zh-CN" w:bidi="ar"/>
         </w:rPr>
-        <w:instrText xml:space="preserve">" \* hps16 \o(\s\up 10(きんじ),金地)</w:instrText>
+        <w:instrText xml:space="preserve">" \* hps16 \o(\s\up 10(きん</w:instrText>
+      </w:r>
+      <w:r>
+        <w:rPr>
+          <w:rFonts w:hint="eastAsia" w:ascii="UD Digi Kyokasho N" w:hAnsi="UD Digi Kyokasho N" w:eastAsia="UD Digi Kyokasho N" w:cs="UD Digi Kyokasho N"/>
+          <w:kern w:val="0"/>
+          <w:sz w:val="21"/>
+          <w:szCs w:val="21"/>
+          <w:lang w:val="en-US" w:eastAsia="ja-JP" w:bidi="ar"/>
+        </w:rPr>
+        <w:instrText xml:space="preserve">ち</w:instrText>
+      </w:r>
+      <w:r>
+        <w:rPr>
+          <w:rFonts w:hint="eastAsia" w:ascii="UD Digi Kyokasho N" w:hAnsi="UD Digi Kyokasho N" w:eastAsia="UD Digi Kyokasho N" w:cs="UD Digi Kyokasho N"/>
+          <w:kern w:val="0"/>
+          <w:sz w:val="21"/>
+          <w:szCs w:val="21"/>
+          <w:lang w:val="en-US" w:eastAsia="zh-CN" w:bidi="ar"/>
+        </w:rPr>
+        <w:instrText xml:space="preserve">),金地)</w:instrText>
       </w:r>
       <w:r>
         <w:rPr>
@@ -12760,7 +12798,27 @@
           <w:szCs w:val="21"/>
           <w:lang w:val="en-US" w:eastAsia="zh-CN" w:bidi="ar"/>
         </w:rPr>
-        <w:instrText xml:space="preserve">" \* hps16 \o(\s\up 10(かもく),火木)</w:instrText>
+        <w:instrText xml:space="preserve">" \* hps16 \o(\s\up 10(</w:instrText>
+      </w:r>
+      <w:r>
+        <w:rPr>
+          <w:rFonts w:hint="eastAsia" w:ascii="UD Digi Kyokasho N" w:hAnsi="UD Digi Kyokasho N" w:eastAsia="UD Digi Kyokasho N" w:cs="UD Digi Kyokasho N"/>
+          <w:kern w:val="0"/>
+          <w:sz w:val="21"/>
+          <w:szCs w:val="21"/>
+          <w:lang w:val="en-US" w:eastAsia="ja-JP" w:bidi="ar"/>
+        </w:rPr>
+        <w:instrText xml:space="preserve">か</w:instrText>
+      </w:r>
+      <w:r>
+        <w:rPr>
+          <w:rFonts w:hint="eastAsia" w:ascii="UD Digi Kyokasho N" w:hAnsi="UD Digi Kyokasho N" w:eastAsia="UD Digi Kyokasho N" w:cs="UD Digi Kyokasho N"/>
+          <w:kern w:val="0"/>
+          <w:sz w:val="21"/>
+          <w:szCs w:val="21"/>
+          <w:lang w:val="en-US" w:eastAsia="zh-CN" w:bidi="ar"/>
+        </w:rPr>
+        <w:instrText xml:space="preserve">もく),火木)</w:instrText>
       </w:r>
       <w:r>
         <w:rPr>
@@ -16383,6 +16441,8 @@
         </w:rPr>
         <w:t>てまで</w:t>
       </w:r>
+      <w:bookmarkStart w:id="0" w:name="_GoBack"/>
+      <w:bookmarkEnd w:id="0"/>
     </w:p>
     <w:p>
       <w:pPr>
